--- a/data/dwba/data_dwba.docx
+++ b/data/dwba/data_dwba.docx
@@ -3,16 +3,31 @@
 <w:document xmlns:wpc="http://schemas.microsoft.com/office/word/2010/wordprocessingCanvas" xmlns:cx="http://schemas.microsoft.com/office/drawing/2014/chartex" xmlns:cx1="http://schemas.microsoft.com/office/drawing/2015/9/8/chartex" xmlns:cx2="http://schemas.microsoft.com/office/drawing/2015/10/21/chartex" xmlns:cx3="http://schemas.microsoft.com/office/drawing/2016/5/9/chartex" xmlns:cx4="http://schemas.microsoft.com/office/drawing/2016/5/10/chartex" xmlns:cx5="http://schemas.microsoft.com/office/drawing/2016/5/11/chartex" xmlns:cx6="http://schemas.microsoft.com/office/drawing/2016/5/12/chartex" xmlns:cx7="http://schemas.microsoft.com/office/drawing/2016/5/13/chartex" xmlns:cx8="http://schemas.microsoft.com/office/drawing/2016/5/14/chartex" xmlns:mc="http://schemas.openxmlformats.org/markup-compatibility/2006" xmlns:aink="http://schemas.microsoft.com/office/drawing/2016/ink" xmlns:am3d="http://schemas.microsoft.com/office/drawing/2017/model3d" xmlns:o="urn:schemas-microsoft-com:office:office" xmlns:oel="http://schemas.microsoft.com/office/2019/extlst" xmlns:r="http://schemas.openxmlformats.org/officeDocument/2006/relationships" xmlns:m="http://schemas.openxmlformats.org/officeDocument/2006/math" xmlns:v="urn:schemas-microsoft-com:vml" xmlns:wp14="http://schemas.microsoft.com/office/word/2010/wordprocessingDrawing" xmlns:wp="http://schemas.openxmlformats.org/drawingml/2006/wordprocessingDrawing" xmlns:w10="urn:schemas-microsoft-com:office:word" xmlns:w="http://schemas.openxmlformats.org/wordprocessingml/2006/main" xmlns:w14="http://schemas.microsoft.com/office/word/2010/wordml" xmlns:w15="http://schemas.microsoft.com/office/word/2012/wordml" xmlns:w16cex="http://schemas.microsoft.com/office/word/2018/wordml/cex" xmlns:w16cid="http://schemas.microsoft.com/office/word/2016/wordml/cid" xmlns:w16="http://schemas.microsoft.com/office/word/2018/wordml" xmlns:w16du="http://schemas.microsoft.com/office/word/2023/wordml/word16du" xmlns:w16sdtdh="http://schemas.microsoft.com/office/word/2020/wordml/sdtdatahash" xmlns:w16sdtfl="http://schemas.microsoft.com/office/word/2024/wordml/sdtformatlock" xmlns:w16se="http://schemas.microsoft.com/office/word/2015/wordml/symex" xmlns:wpg="http://schemas.microsoft.com/office/word/2010/wordprocessingGroup" xmlns:wpi="http://schemas.microsoft.com/office/word/2010/wordprocessingInk" xmlns:wne="http://schemas.microsoft.com/office/word/2006/wordml" xmlns:wps="http://schemas.microsoft.com/office/word/2010/wordprocessingShape" mc:Ignorable="w14 w15 w16se w16cid w16 w16cex w16sdtdh w16sdtfl w16du wp14">
   <w:body>
     <w:p>
+      <w:pPr>
+        <w:rPr>
+          <w:rFonts w:hint="eastAsia"/>
+        </w:rPr>
+      </w:pPr>
       <w:r>
         <w:t>#mesh</w:t>
       </w:r>
     </w:p>
     <w:p>
+      <w:pPr>
+        <w:rPr>
+          <w:rFonts w:hint="eastAsia"/>
+        </w:rPr>
+      </w:pPr>
       <w:r>
         <w:t>h = 0.01/k</w:t>
       </w:r>
     </w:p>
     <w:p>
+      <w:pPr>
+        <w:rPr>
+          <w:rFonts w:hint="eastAsia"/>
+        </w:rPr>
+      </w:pPr>
       <w:proofErr w:type="spellStart"/>
       <w:r>
         <w:t>n_mesh</w:t>
@@ -23,11 +38,21 @@
       </w:r>
     </w:p>
     <w:p>
+      <w:pPr>
+        <w:rPr>
+          <w:rFonts w:hint="eastAsia"/>
+        </w:rPr>
+      </w:pPr>
       <w:r>
         <w:t>r1 = 2*l*h</w:t>
       </w:r>
     </w:p>
     <w:p>
+      <w:pPr>
+        <w:rPr>
+          <w:rFonts w:hint="eastAsia"/>
+        </w:rPr>
+      </w:pPr>
       <w:r>
         <w:t xml:space="preserve">r = </w:t>
       </w:r>
@@ -50,8 +75,19 @@
         <w:t>, h)</w:t>
       </w:r>
     </w:p>
-    <w:p/>
-    <w:p>
+    <w:p>
+      <w:pPr>
+        <w:rPr>
+          <w:rFonts w:hint="eastAsia"/>
+        </w:rPr>
+      </w:pPr>
+    </w:p>
+    <w:p>
+      <w:pPr>
+        <w:rPr>
+          <w:rFonts w:hint="eastAsia"/>
+        </w:rPr>
+      </w:pPr>
       <w:r>
         <w:t>k=</w:t>
       </w:r>
@@ -75,6 +111,11 @@
       </w:r>
     </w:p>
     <w:p>
+      <w:pPr>
+        <w:rPr>
+          <w:rFonts w:hint="eastAsia"/>
+        </w:rPr>
+      </w:pPr>
       <w:r>
         <w:t>eta= z1 * z2 * e2 * mu / (</w:t>
       </w:r>
@@ -87,8 +128,20 @@
         <w:t>**2 * k)</w:t>
       </w:r>
     </w:p>
-    <w:p/>
-    <w:p/>
+    <w:p>
+      <w:pPr>
+        <w:rPr>
+          <w:rFonts w:hint="eastAsia"/>
+        </w:rPr>
+      </w:pPr>
+    </w:p>
+    <w:p>
+      <w:pPr>
+        <w:rPr>
+          <w:rFonts w:hint="eastAsia"/>
+        </w:rPr>
+      </w:pPr>
+    </w:p>
     <w:p>
       <w:pPr>
         <w:rPr>
@@ -2873,6 +2926,9 @@
         <w:tabs>
           <w:tab w:val="left" w:pos="6375"/>
         </w:tabs>
+        <w:rPr>
+          <w:rFonts w:hint="eastAsia"/>
+        </w:rPr>
       </w:pPr>
       <w:r>
         <w:rPr>
@@ -2886,13 +2942,19 @@
         <w:tabs>
           <w:tab w:val="left" w:pos="6375"/>
         </w:tabs>
-      </w:pPr>
-    </w:p>
-    <w:p>
-      <w:pPr>
-        <w:tabs>
-          <w:tab w:val="left" w:pos="6375"/>
-        </w:tabs>
+        <w:rPr>
+          <w:rFonts w:hint="eastAsia"/>
+        </w:rPr>
+      </w:pPr>
+    </w:p>
+    <w:p>
+      <w:pPr>
+        <w:tabs>
+          <w:tab w:val="left" w:pos="6375"/>
+        </w:tabs>
+        <w:rPr>
+          <w:rFonts w:hint="eastAsia"/>
+        </w:rPr>
       </w:pPr>
       <w:r>
         <w:rPr>
@@ -2906,13 +2968,19 @@
         <w:tabs>
           <w:tab w:val="left" w:pos="6375"/>
         </w:tabs>
-      </w:pPr>
-    </w:p>
-    <w:p>
-      <w:pPr>
-        <w:tabs>
-          <w:tab w:val="left" w:pos="6375"/>
-        </w:tabs>
+        <w:rPr>
+          <w:rFonts w:hint="eastAsia"/>
+        </w:rPr>
+      </w:pPr>
+    </w:p>
+    <w:p>
+      <w:pPr>
+        <w:tabs>
+          <w:tab w:val="left" w:pos="6375"/>
+        </w:tabs>
+        <w:rPr>
+          <w:rFonts w:hint="eastAsia"/>
+        </w:rPr>
       </w:pPr>
       <w:r>
         <w:t>e2=1.</w:t>
@@ -2947,6 +3015,9 @@
         <w:tabs>
           <w:tab w:val="left" w:pos="6375"/>
         </w:tabs>
+        <w:rPr>
+          <w:rFonts w:hint="eastAsia"/>
+        </w:rPr>
       </w:pPr>
       <w:r>
         <w:t>z1=</w:t>
@@ -2965,6 +3036,9 @@
         <w:tabs>
           <w:tab w:val="left" w:pos="6375"/>
         </w:tabs>
+        <w:rPr>
+          <w:rFonts w:hint="eastAsia"/>
+        </w:rPr>
       </w:pPr>
       <w:r>
         <w:t>z2=</w:t>
@@ -2983,6 +3057,9 @@
         <w:tabs>
           <w:tab w:val="left" w:pos="6375"/>
         </w:tabs>
+        <w:rPr>
+          <w:rFonts w:hint="eastAsia"/>
+        </w:rPr>
       </w:pPr>
       <w:r>
         <w:t>Q=9.43530713</w:t>
@@ -2993,6 +3070,9 @@
         <w:tabs>
           <w:tab w:val="left" w:pos="6375"/>
         </w:tabs>
+        <w:rPr>
+          <w:rFonts w:hint="eastAsia"/>
+        </w:rPr>
       </w:pPr>
       <w:r>
         <w:t>mu=m1*m2/(m1+m2)</w:t>
@@ -3003,6 +3083,9 @@
         <w:tabs>
           <w:tab w:val="left" w:pos="6375"/>
         </w:tabs>
+        <w:rPr>
+          <w:rFonts w:hint="eastAsia"/>
+        </w:rPr>
       </w:pPr>
       <w:r>
         <w:t>v0=162.</w:t>
@@ -3029,6 +3112,9 @@
         <w:tabs>
           <w:tab w:val="left" w:pos="6375"/>
         </w:tabs>
+        <w:rPr>
+          <w:rFonts w:hint="eastAsia"/>
+        </w:rPr>
       </w:pPr>
       <w:proofErr w:type="spellStart"/>
       <w:r>
@@ -3044,13 +3130,19 @@
         <w:tabs>
           <w:tab w:val="left" w:pos="6375"/>
         </w:tabs>
-      </w:pPr>
-    </w:p>
-    <w:p>
-      <w:pPr>
-        <w:tabs>
-          <w:tab w:val="left" w:pos="6375"/>
-        </w:tabs>
+        <w:rPr>
+          <w:rFonts w:hint="eastAsia"/>
+        </w:rPr>
+      </w:pPr>
+    </w:p>
+    <w:p>
+      <w:pPr>
+        <w:tabs>
+          <w:tab w:val="left" w:pos="6375"/>
+        </w:tabs>
+        <w:rPr>
+          <w:rFonts w:hint="eastAsia"/>
+        </w:rPr>
       </w:pPr>
       <w:r>
         <w:t># experiment data and corresponding sigma</w:t>
@@ -3061,6 +3153,9 @@
         <w:tabs>
           <w:tab w:val="left" w:pos="6375"/>
         </w:tabs>
+        <w:rPr>
+          <w:rFonts w:hint="eastAsia"/>
+        </w:rPr>
       </w:pPr>
       <w:r>
         <w:t>y=</w:t>
@@ -3089,6 +3184,9 @@
         <w:tabs>
           <w:tab w:val="left" w:pos="6375"/>
         </w:tabs>
+        <w:rPr>
+          <w:rFonts w:hint="eastAsia"/>
+        </w:rPr>
       </w:pPr>
       <w:r>
         <w:t>sigma=</w:t>
@@ -3109,13 +3207,19 @@
         <w:tabs>
           <w:tab w:val="left" w:pos="6375"/>
         </w:tabs>
-      </w:pPr>
-    </w:p>
-    <w:p>
-      <w:pPr>
-        <w:tabs>
-          <w:tab w:val="left" w:pos="6375"/>
-        </w:tabs>
+        <w:rPr>
+          <w:rFonts w:hint="eastAsia"/>
+        </w:rPr>
+      </w:pPr>
+    </w:p>
+    <w:p>
+      <w:pPr>
+        <w:tabs>
+          <w:tab w:val="left" w:pos="6375"/>
+        </w:tabs>
+        <w:rPr>
+          <w:rFonts w:hint="eastAsia"/>
+        </w:rPr>
       </w:pPr>
       <w:r>
         <w:t xml:space="preserve">def </w:t>
@@ -3134,6 +3238,9 @@
         <w:tabs>
           <w:tab w:val="left" w:pos="6375"/>
         </w:tabs>
+        <w:rPr>
+          <w:rFonts w:hint="eastAsia"/>
+        </w:rPr>
       </w:pPr>
       <w:r>
         <w:t xml:space="preserve">    </w:t>
@@ -3162,6 +3269,9 @@
         <w:tabs>
           <w:tab w:val="left" w:pos="6375"/>
         </w:tabs>
+        <w:rPr>
+          <w:rFonts w:hint="eastAsia"/>
+        </w:rPr>
       </w:pPr>
       <w:r>
         <w:t>    R=1</w:t>
@@ -3172,6 +3282,9 @@
         <w:tabs>
           <w:tab w:val="left" w:pos="6375"/>
         </w:tabs>
+        <w:rPr>
+          <w:rFonts w:hint="eastAsia"/>
+        </w:rPr>
       </w:pPr>
       <w:r>
         <w:t>    v0=162.3; a0=0.4; r0=7.672; P0=0.03</w:t>
@@ -3182,6 +3295,9 @@
         <w:tabs>
           <w:tab w:val="left" w:pos="6375"/>
         </w:tabs>
+        <w:rPr>
+          <w:rFonts w:hint="eastAsia"/>
+        </w:rPr>
       </w:pPr>
       <w:r>
         <w:t xml:space="preserve">    </w:t>
@@ -3192,6 +3308,9 @@
         <w:tabs>
           <w:tab w:val="left" w:pos="6375"/>
         </w:tabs>
+        <w:rPr>
+          <w:rFonts w:hint="eastAsia"/>
+        </w:rPr>
       </w:pPr>
       <w:r>
         <w:t xml:space="preserve">    </w:t>
@@ -3210,6 +3329,9 @@
         <w:tabs>
           <w:tab w:val="left" w:pos="6375"/>
         </w:tabs>
+        <w:rPr>
+          <w:rFonts w:hint="eastAsia"/>
+        </w:rPr>
       </w:pPr>
       <w:r>
         <w:t xml:space="preserve">    </w:t>
@@ -3228,6 +3350,9 @@
         <w:tabs>
           <w:tab w:val="left" w:pos="6375"/>
         </w:tabs>
+        <w:rPr>
+          <w:rFonts w:hint="eastAsia"/>
+        </w:rPr>
       </w:pPr>
       <w:r>
         <w:t xml:space="preserve">    </w:t>
@@ -3246,6 +3371,9 @@
         <w:tabs>
           <w:tab w:val="left" w:pos="6375"/>
         </w:tabs>
+        <w:rPr>
+          <w:rFonts w:hint="eastAsia"/>
+        </w:rPr>
       </w:pPr>
       <w:r>
         <w:t xml:space="preserve">    </w:t>
@@ -3264,6 +3392,9 @@
         <w:tabs>
           <w:tab w:val="left" w:pos="6375"/>
         </w:tabs>
+        <w:rPr>
+          <w:rFonts w:hint="eastAsia"/>
+        </w:rPr>
       </w:pPr>
       <w:r>
         <w:lastRenderedPageBreak/>
@@ -3285,6 +3416,9 @@
         <w:tabs>
           <w:tab w:val="left" w:pos="6375"/>
         </w:tabs>
+        <w:rPr>
+          <w:rFonts w:hint="eastAsia"/>
+        </w:rPr>
       </w:pPr>
       <w:r>
         <w:t xml:space="preserve">        </w:t>
@@ -3303,6 +3437,9 @@
         <w:tabs>
           <w:tab w:val="left" w:pos="6375"/>
         </w:tabs>
+        <w:rPr>
+          <w:rFonts w:hint="eastAsia"/>
+        </w:rPr>
       </w:pPr>
       <w:r>
         <w:t xml:space="preserve">        M, </w:t>
@@ -3313,6 +3450,9 @@
         <w:tabs>
           <w:tab w:val="left" w:pos="6375"/>
         </w:tabs>
+        <w:rPr>
+          <w:rFonts w:hint="eastAsia"/>
+        </w:rPr>
       </w:pPr>
       <w:r>
         <w:t xml:space="preserve">        </w:t>
@@ -3331,6 +3471,9 @@
         <w:tabs>
           <w:tab w:val="left" w:pos="6375"/>
         </w:tabs>
+        <w:rPr>
+          <w:rFonts w:hint="eastAsia"/>
+        </w:rPr>
       </w:pPr>
       <w:r>
         <w:t xml:space="preserve">        </w:t>
@@ -3354,6 +3497,9 @@
         <w:tabs>
           <w:tab w:val="left" w:pos="6375"/>
         </w:tabs>
+        <w:rPr>
+          <w:rFonts w:hint="eastAsia"/>
+        </w:rPr>
       </w:pPr>
       <w:r>
         <w:t>        a=1.0,  # 步长参数</w:t>
@@ -3364,6 +3510,9 @@
         <w:tabs>
           <w:tab w:val="left" w:pos="6375"/>
         </w:tabs>
+        <w:rPr>
+          <w:rFonts w:hint="eastAsia"/>
+        </w:rPr>
       </w:pPr>
       <w:r>
         <w:t>        pool=pool</w:t>
@@ -3374,6 +3523,9 @@
         <w:tabs>
           <w:tab w:val="left" w:pos="6375"/>
         </w:tabs>
+        <w:rPr>
+          <w:rFonts w:hint="eastAsia"/>
+        </w:rPr>
       </w:pPr>
       <w:r>
         <w:t>    )</w:t>
@@ -3384,6 +3536,9 @@
         <w:tabs>
           <w:tab w:val="left" w:pos="6375"/>
         </w:tabs>
+        <w:rPr>
+          <w:rFonts w:hint="eastAsia"/>
+        </w:rPr>
       </w:pPr>
       <w:r>
         <w:t xml:space="preserve">    </w:t>
@@ -3394,6 +3549,9 @@
         <w:tabs>
           <w:tab w:val="left" w:pos="6375"/>
         </w:tabs>
+        <w:rPr>
+          <w:rFonts w:hint="eastAsia"/>
+        </w:rPr>
       </w:pPr>
       <w:r>
         <w:t>    # 第一阶段：Burn-in</w:t>
@@ -3404,6 +3562,9 @@
         <w:tabs>
           <w:tab w:val="left" w:pos="6375"/>
         </w:tabs>
+        <w:rPr>
+          <w:rFonts w:hint="eastAsia"/>
+        </w:rPr>
       </w:pPr>
       <w:r>
         <w:t xml:space="preserve">    </w:t>
@@ -3430,6 +3591,9 @@
         <w:tabs>
           <w:tab w:val="left" w:pos="6375"/>
         </w:tabs>
+        <w:rPr>
+          <w:rFonts w:hint="eastAsia"/>
+        </w:rPr>
       </w:pPr>
       <w:r>
         <w:t xml:space="preserve">    state = </w:t>
@@ -3456,6 +3620,9 @@
         <w:tabs>
           <w:tab w:val="left" w:pos="6375"/>
         </w:tabs>
+        <w:rPr>
+          <w:rFonts w:hint="eastAsia"/>
+        </w:rPr>
       </w:pPr>
       <w:r>
         <w:t xml:space="preserve">    </w:t>
@@ -3466,6 +3633,9 @@
         <w:tabs>
           <w:tab w:val="left" w:pos="6375"/>
         </w:tabs>
+        <w:rPr>
+          <w:rFonts w:hint="eastAsia"/>
+        </w:rPr>
       </w:pPr>
       <w:r>
         <w:t>    # 重置采样器</w:t>
@@ -3476,6 +3646,9 @@
         <w:tabs>
           <w:tab w:val="left" w:pos="6375"/>
         </w:tabs>
+        <w:rPr>
+          <w:rFonts w:hint="eastAsia"/>
+        </w:rPr>
       </w:pPr>
       <w:r>
         <w:t xml:space="preserve">    </w:t>
@@ -3496,6 +3669,9 @@
         <w:tabs>
           <w:tab w:val="left" w:pos="6375"/>
         </w:tabs>
+        <w:rPr>
+          <w:rFonts w:hint="eastAsia"/>
+        </w:rPr>
       </w:pPr>
       <w:r>
         <w:t xml:space="preserve">    </w:t>
@@ -3506,6 +3682,9 @@
         <w:tabs>
           <w:tab w:val="left" w:pos="6375"/>
         </w:tabs>
+        <w:rPr>
+          <w:rFonts w:hint="eastAsia"/>
+        </w:rPr>
       </w:pPr>
       <w:r>
         <w:t>    # 第二阶段：正式采样</w:t>
@@ -3516,6 +3695,9 @@
         <w:tabs>
           <w:tab w:val="left" w:pos="6375"/>
         </w:tabs>
+        <w:rPr>
+          <w:rFonts w:hint="eastAsia"/>
+        </w:rPr>
       </w:pPr>
       <w:r>
         <w:t xml:space="preserve">    </w:t>
@@ -3543,6 +3725,9 @@
           <w:tab w:val="left" w:pos="6375"/>
         </w:tabs>
         <w:ind w:firstLine="375"/>
+        <w:rPr>
+          <w:rFonts w:hint="eastAsia"/>
+        </w:rPr>
       </w:pPr>
       <w:r>
         <w:t xml:space="preserve">state = </w:t>
@@ -3570,6 +3755,9 @@
           <w:tab w:val="left" w:pos="6375"/>
         </w:tabs>
         <w:ind w:firstLine="375"/>
+        <w:rPr>
+          <w:rFonts w:hint="eastAsia"/>
+        </w:rPr>
       </w:pPr>
     </w:p>
     <w:p>
@@ -3636,6 +3824,9 @@
         <w:tabs>
           <w:tab w:val="left" w:pos="6375"/>
         </w:tabs>
+        <w:rPr>
+          <w:rFonts w:hint="eastAsia"/>
+        </w:rPr>
       </w:pPr>
       <w:r>
         <w:rPr>
@@ -3649,41 +3840,59 @@
         <w:tabs>
           <w:tab w:val="left" w:pos="6375"/>
         </w:tabs>
-      </w:pPr>
-    </w:p>
-    <w:p>
-      <w:pPr>
-        <w:tabs>
-          <w:tab w:val="left" w:pos="6375"/>
-        </w:tabs>
-      </w:pPr>
-    </w:p>
-    <w:p>
-      <w:pPr>
-        <w:tabs>
-          <w:tab w:val="left" w:pos="6375"/>
-        </w:tabs>
-      </w:pPr>
-    </w:p>
-    <w:p>
-      <w:pPr>
-        <w:tabs>
-          <w:tab w:val="left" w:pos="6375"/>
-        </w:tabs>
-      </w:pPr>
-    </w:p>
-    <w:p>
-      <w:pPr>
-        <w:tabs>
-          <w:tab w:val="left" w:pos="6375"/>
-        </w:tabs>
-      </w:pPr>
-    </w:p>
-    <w:p>
-      <w:pPr>
-        <w:tabs>
-          <w:tab w:val="left" w:pos="6375"/>
-        </w:tabs>
+        <w:rPr>
+          <w:rFonts w:hint="eastAsia"/>
+        </w:rPr>
+      </w:pPr>
+    </w:p>
+    <w:p>
+      <w:pPr>
+        <w:tabs>
+          <w:tab w:val="left" w:pos="6375"/>
+        </w:tabs>
+        <w:rPr>
+          <w:rFonts w:hint="eastAsia"/>
+        </w:rPr>
+      </w:pPr>
+    </w:p>
+    <w:p>
+      <w:pPr>
+        <w:tabs>
+          <w:tab w:val="left" w:pos="6375"/>
+        </w:tabs>
+        <w:rPr>
+          <w:rFonts w:hint="eastAsia"/>
+        </w:rPr>
+      </w:pPr>
+    </w:p>
+    <w:p>
+      <w:pPr>
+        <w:tabs>
+          <w:tab w:val="left" w:pos="6375"/>
+        </w:tabs>
+        <w:rPr>
+          <w:rFonts w:hint="eastAsia"/>
+        </w:rPr>
+      </w:pPr>
+    </w:p>
+    <w:p>
+      <w:pPr>
+        <w:tabs>
+          <w:tab w:val="left" w:pos="6375"/>
+        </w:tabs>
+        <w:rPr>
+          <w:rFonts w:hint="eastAsia"/>
+        </w:rPr>
+      </w:pPr>
+    </w:p>
+    <w:p>
+      <w:pPr>
+        <w:tabs>
+          <w:tab w:val="left" w:pos="6375"/>
+        </w:tabs>
+        <w:rPr>
+          <w:rFonts w:hint="eastAsia"/>
+        </w:rPr>
       </w:pPr>
     </w:p>
     <w:p>
@@ -3691,6 +3900,9 @@
         <w:tabs>
           <w:tab w:val="left" w:pos="2550"/>
         </w:tabs>
+        <w:rPr>
+          <w:rFonts w:hint="eastAsia"/>
+        </w:rPr>
       </w:pPr>
       <w:r>
         <w:rPr>
@@ -3704,6 +3916,9 @@
         <w:tabs>
           <w:tab w:val="left" w:pos="2550"/>
         </w:tabs>
+        <w:rPr>
+          <w:rFonts w:hint="eastAsia"/>
+        </w:rPr>
       </w:pPr>
     </w:p>
     <w:p>
@@ -3711,6 +3926,9 @@
         <w:tabs>
           <w:tab w:val="left" w:pos="2550"/>
         </w:tabs>
+        <w:rPr>
+          <w:rFonts w:hint="eastAsia"/>
+        </w:rPr>
       </w:pPr>
     </w:p>
     <w:p>
@@ -3718,6 +3936,9 @@
         <w:tabs>
           <w:tab w:val="left" w:pos="2550"/>
         </w:tabs>
+        <w:rPr>
+          <w:rFonts w:hint="eastAsia"/>
+        </w:rPr>
       </w:pPr>
     </w:p>
     <w:p>
@@ -3725,6 +3946,9 @@
         <w:tabs>
           <w:tab w:val="left" w:pos="2550"/>
         </w:tabs>
+        <w:rPr>
+          <w:rFonts w:hint="eastAsia"/>
+        </w:rPr>
       </w:pPr>
     </w:p>
     <w:p>
@@ -3732,6 +3956,9 @@
         <w:tabs>
           <w:tab w:val="left" w:pos="2550"/>
         </w:tabs>
+        <w:rPr>
+          <w:rFonts w:hint="eastAsia"/>
+        </w:rPr>
       </w:pPr>
     </w:p>
     <w:p>
@@ -3749,34 +3976,49 @@
         <w:tabs>
           <w:tab w:val="left" w:pos="6375"/>
         </w:tabs>
-      </w:pPr>
-    </w:p>
-    <w:p>
-      <w:pPr>
-        <w:tabs>
-          <w:tab w:val="left" w:pos="6375"/>
-        </w:tabs>
-      </w:pPr>
-    </w:p>
-    <w:p>
-      <w:pPr>
-        <w:tabs>
-          <w:tab w:val="left" w:pos="6375"/>
-        </w:tabs>
-      </w:pPr>
-    </w:p>
-    <w:p>
-      <w:pPr>
-        <w:tabs>
-          <w:tab w:val="left" w:pos="6375"/>
-        </w:tabs>
-      </w:pPr>
-    </w:p>
-    <w:p>
-      <w:pPr>
-        <w:tabs>
-          <w:tab w:val="left" w:pos="6375"/>
-        </w:tabs>
+        <w:rPr>
+          <w:rFonts w:hint="eastAsia"/>
+        </w:rPr>
+      </w:pPr>
+    </w:p>
+    <w:p>
+      <w:pPr>
+        <w:tabs>
+          <w:tab w:val="left" w:pos="6375"/>
+        </w:tabs>
+        <w:rPr>
+          <w:rFonts w:hint="eastAsia"/>
+        </w:rPr>
+      </w:pPr>
+    </w:p>
+    <w:p>
+      <w:pPr>
+        <w:tabs>
+          <w:tab w:val="left" w:pos="6375"/>
+        </w:tabs>
+        <w:rPr>
+          <w:rFonts w:hint="eastAsia"/>
+        </w:rPr>
+      </w:pPr>
+    </w:p>
+    <w:p>
+      <w:pPr>
+        <w:tabs>
+          <w:tab w:val="left" w:pos="6375"/>
+        </w:tabs>
+        <w:rPr>
+          <w:rFonts w:hint="eastAsia"/>
+        </w:rPr>
+      </w:pPr>
+    </w:p>
+    <w:p>
+      <w:pPr>
+        <w:tabs>
+          <w:tab w:val="left" w:pos="6375"/>
+        </w:tabs>
+        <w:rPr>
+          <w:rFonts w:hint="eastAsia"/>
+        </w:rPr>
       </w:pPr>
       <w:r>
         <w:rPr>
@@ -3790,13 +4032,19 @@
         <w:tabs>
           <w:tab w:val="left" w:pos="6375"/>
         </w:tabs>
-      </w:pPr>
-    </w:p>
-    <w:p>
-      <w:pPr>
-        <w:tabs>
-          <w:tab w:val="left" w:pos="6375"/>
-        </w:tabs>
+        <w:rPr>
+          <w:rFonts w:hint="eastAsia"/>
+        </w:rPr>
+      </w:pPr>
+    </w:p>
+    <w:p>
+      <w:pPr>
+        <w:tabs>
+          <w:tab w:val="left" w:pos="6375"/>
+        </w:tabs>
+        <w:rPr>
+          <w:rFonts w:hint="eastAsia"/>
+        </w:rPr>
       </w:pPr>
       <w:r>
         <w:lastRenderedPageBreak/>
@@ -3816,6 +4064,9 @@
         <w:tabs>
           <w:tab w:val="left" w:pos="6375"/>
         </w:tabs>
+        <w:rPr>
+          <w:rFonts w:hint="eastAsia"/>
+        </w:rPr>
       </w:pPr>
       <w:r>
         <w:t>z2=</w:t>
@@ -3834,6 +4085,9 @@
         <w:tabs>
           <w:tab w:val="left" w:pos="6375"/>
         </w:tabs>
+        <w:rPr>
+          <w:rFonts w:hint="eastAsia"/>
+        </w:rPr>
       </w:pPr>
       <w:r>
         <w:t>Q=9.94960313</w:t>
@@ -3844,6 +4098,9 @@
         <w:tabs>
           <w:tab w:val="left" w:pos="6375"/>
         </w:tabs>
+        <w:rPr>
+          <w:rFonts w:hint="eastAsia"/>
+        </w:rPr>
       </w:pPr>
       <w:r>
         <w:t>mu=m1*m2/(m1+m2)</w:t>
@@ -3854,6 +4111,9 @@
         <w:tabs>
           <w:tab w:val="left" w:pos="6375"/>
         </w:tabs>
+        <w:rPr>
+          <w:rFonts w:hint="eastAsia"/>
+        </w:rPr>
       </w:pPr>
       <w:r>
         <w:t>v0=162.</w:t>
@@ -3880,6 +4140,9 @@
         <w:tabs>
           <w:tab w:val="left" w:pos="6375"/>
         </w:tabs>
+        <w:rPr>
+          <w:rFonts w:hint="eastAsia"/>
+        </w:rPr>
       </w:pPr>
       <w:proofErr w:type="spellStart"/>
       <w:r>
@@ -3895,23 +4158,29 @@
         <w:tabs>
           <w:tab w:val="left" w:pos="6375"/>
         </w:tabs>
-      </w:pPr>
-    </w:p>
-    <w:p>
-      <w:pPr>
-        <w:tabs>
-          <w:tab w:val="left" w:pos="6375"/>
-        </w:tabs>
-        <w:rPr>
-          <w:rFonts w:hint="eastAsia"/>
-        </w:rPr>
-      </w:pPr>
-    </w:p>
-    <w:p>
-      <w:pPr>
-        <w:tabs>
-          <w:tab w:val="left" w:pos="6375"/>
-        </w:tabs>
+        <w:rPr>
+          <w:rFonts w:hint="eastAsia"/>
+        </w:rPr>
+      </w:pPr>
+    </w:p>
+    <w:p>
+      <w:pPr>
+        <w:tabs>
+          <w:tab w:val="left" w:pos="6375"/>
+        </w:tabs>
+        <w:rPr>
+          <w:rFonts w:hint="eastAsia"/>
+        </w:rPr>
+      </w:pPr>
+    </w:p>
+    <w:p>
+      <w:pPr>
+        <w:tabs>
+          <w:tab w:val="left" w:pos="6375"/>
+        </w:tabs>
+        <w:rPr>
+          <w:rFonts w:hint="eastAsia"/>
+        </w:rPr>
       </w:pPr>
       <w:r>
         <w:t>y=</w:t>
@@ -3940,6 +4209,9 @@
         <w:tabs>
           <w:tab w:val="left" w:pos="6375"/>
         </w:tabs>
+        <w:rPr>
+          <w:rFonts w:hint="eastAsia"/>
+        </w:rPr>
       </w:pPr>
       <w:r>
         <w:t>sigma=</w:t>
@@ -3960,13 +4232,19 @@
         <w:tabs>
           <w:tab w:val="left" w:pos="6375"/>
         </w:tabs>
-      </w:pPr>
-    </w:p>
-    <w:p>
-      <w:pPr>
-        <w:tabs>
-          <w:tab w:val="left" w:pos="6375"/>
-        </w:tabs>
+        <w:rPr>
+          <w:rFonts w:hint="eastAsia"/>
+        </w:rPr>
+      </w:pPr>
+    </w:p>
+    <w:p>
+      <w:pPr>
+        <w:tabs>
+          <w:tab w:val="left" w:pos="6375"/>
+        </w:tabs>
+        <w:rPr>
+          <w:rFonts w:hint="eastAsia"/>
+        </w:rPr>
       </w:pPr>
       <w:r>
         <w:t>    R=1</w:t>
@@ -3977,6 +4255,9 @@
         <w:tabs>
           <w:tab w:val="left" w:pos="6375"/>
         </w:tabs>
+        <w:rPr>
+          <w:rFonts w:hint="eastAsia"/>
+        </w:rPr>
       </w:pPr>
       <w:r>
         <w:t>    v0=162.3; a0=0.4; r0=7.687; P0=0.03</w:t>
@@ -3987,6 +4268,9 @@
         <w:tabs>
           <w:tab w:val="left" w:pos="6375"/>
         </w:tabs>
+        <w:rPr>
+          <w:rFonts w:hint="eastAsia"/>
+        </w:rPr>
       </w:pPr>
       <w:r>
         <w:t xml:space="preserve">    </w:t>
@@ -3997,6 +4281,9 @@
         <w:tabs>
           <w:tab w:val="left" w:pos="6375"/>
         </w:tabs>
+        <w:rPr>
+          <w:rFonts w:hint="eastAsia"/>
+        </w:rPr>
       </w:pPr>
       <w:r>
         <w:t xml:space="preserve">    </w:t>
@@ -4015,6 +4302,9 @@
         <w:tabs>
           <w:tab w:val="left" w:pos="6375"/>
         </w:tabs>
+        <w:rPr>
+          <w:rFonts w:hint="eastAsia"/>
+        </w:rPr>
       </w:pPr>
       <w:r>
         <w:t xml:space="preserve">    </w:t>
@@ -4033,6 +4323,9 @@
         <w:tabs>
           <w:tab w:val="left" w:pos="6375"/>
         </w:tabs>
+        <w:rPr>
+          <w:rFonts w:hint="eastAsia"/>
+        </w:rPr>
       </w:pPr>
       <w:r>
         <w:t xml:space="preserve">    </w:t>
@@ -4051,6 +4344,9 @@
         <w:tabs>
           <w:tab w:val="left" w:pos="6375"/>
         </w:tabs>
+        <w:rPr>
+          <w:rFonts w:hint="eastAsia"/>
+        </w:rPr>
       </w:pPr>
       <w:r>
         <w:t xml:space="preserve">    </w:t>
@@ -4069,13 +4365,19 @@
         <w:tabs>
           <w:tab w:val="left" w:pos="6375"/>
         </w:tabs>
-      </w:pPr>
-    </w:p>
-    <w:p>
-      <w:pPr>
-        <w:tabs>
-          <w:tab w:val="left" w:pos="6375"/>
-        </w:tabs>
+        <w:rPr>
+          <w:rFonts w:hint="eastAsia"/>
+        </w:rPr>
+      </w:pPr>
+    </w:p>
+    <w:p>
+      <w:pPr>
+        <w:tabs>
+          <w:tab w:val="left" w:pos="6375"/>
+        </w:tabs>
+        <w:rPr>
+          <w:rFonts w:hint="eastAsia"/>
+        </w:rPr>
       </w:pPr>
       <w:r>
         <w:t xml:space="preserve">    sampler = </w:t>
@@ -4096,6 +4398,9 @@
         <w:tabs>
           <w:tab w:val="left" w:pos="6375"/>
         </w:tabs>
+        <w:rPr>
+          <w:rFonts w:hint="eastAsia"/>
+        </w:rPr>
       </w:pPr>
       <w:r>
         <w:t xml:space="preserve">        </w:t>
@@ -4114,6 +4419,9 @@
         <w:tabs>
           <w:tab w:val="left" w:pos="6375"/>
         </w:tabs>
+        <w:rPr>
+          <w:rFonts w:hint="eastAsia"/>
+        </w:rPr>
       </w:pPr>
       <w:r>
         <w:t xml:space="preserve">        M, </w:t>
@@ -4124,6 +4432,9 @@
         <w:tabs>
           <w:tab w:val="left" w:pos="6375"/>
         </w:tabs>
+        <w:rPr>
+          <w:rFonts w:hint="eastAsia"/>
+        </w:rPr>
       </w:pPr>
       <w:r>
         <w:t xml:space="preserve">        </w:t>
@@ -4142,6 +4453,9 @@
         <w:tabs>
           <w:tab w:val="left" w:pos="6375"/>
         </w:tabs>
+        <w:rPr>
+          <w:rFonts w:hint="eastAsia"/>
+        </w:rPr>
       </w:pPr>
       <w:r>
         <w:t xml:space="preserve">        </w:t>
@@ -4165,6 +4479,9 @@
         <w:tabs>
           <w:tab w:val="left" w:pos="6375"/>
         </w:tabs>
+        <w:rPr>
+          <w:rFonts w:hint="eastAsia"/>
+        </w:rPr>
       </w:pPr>
       <w:r>
         <w:t>        a=1.0,  # 步长参数</w:t>
@@ -4175,6 +4492,9 @@
         <w:tabs>
           <w:tab w:val="left" w:pos="6375"/>
         </w:tabs>
+        <w:rPr>
+          <w:rFonts w:hint="eastAsia"/>
+        </w:rPr>
       </w:pPr>
       <w:r>
         <w:t>        pool=pool</w:t>
@@ -4185,6 +4505,9 @@
         <w:tabs>
           <w:tab w:val="left" w:pos="6375"/>
         </w:tabs>
+        <w:rPr>
+          <w:rFonts w:hint="eastAsia"/>
+        </w:rPr>
       </w:pPr>
       <w:r>
         <w:t>    )</w:t>
@@ -4195,6 +4518,9 @@
         <w:tabs>
           <w:tab w:val="left" w:pos="6375"/>
         </w:tabs>
+        <w:rPr>
+          <w:rFonts w:hint="eastAsia"/>
+        </w:rPr>
       </w:pPr>
       <w:r>
         <w:t xml:space="preserve">    </w:t>
@@ -4205,6 +4531,9 @@
         <w:tabs>
           <w:tab w:val="left" w:pos="6375"/>
         </w:tabs>
+        <w:rPr>
+          <w:rFonts w:hint="eastAsia"/>
+        </w:rPr>
       </w:pPr>
       <w:r>
         <w:t>    # 第一阶段：Burn-in</w:t>
@@ -4215,6 +4544,9 @@
         <w:tabs>
           <w:tab w:val="left" w:pos="6375"/>
         </w:tabs>
+        <w:rPr>
+          <w:rFonts w:hint="eastAsia"/>
+        </w:rPr>
       </w:pPr>
       <w:r>
         <w:t xml:space="preserve">    </w:t>
@@ -4241,6 +4573,9 @@
         <w:tabs>
           <w:tab w:val="left" w:pos="6375"/>
         </w:tabs>
+        <w:rPr>
+          <w:rFonts w:hint="eastAsia"/>
+        </w:rPr>
       </w:pPr>
       <w:r>
         <w:t xml:space="preserve">    state = </w:t>
@@ -4267,6 +4602,9 @@
         <w:tabs>
           <w:tab w:val="left" w:pos="6375"/>
         </w:tabs>
+        <w:rPr>
+          <w:rFonts w:hint="eastAsia"/>
+        </w:rPr>
       </w:pPr>
       <w:r>
         <w:t xml:space="preserve">    </w:t>
@@ -4277,6 +4615,9 @@
         <w:tabs>
           <w:tab w:val="left" w:pos="6375"/>
         </w:tabs>
+        <w:rPr>
+          <w:rFonts w:hint="eastAsia"/>
+        </w:rPr>
       </w:pPr>
       <w:r>
         <w:t>    # 重置采样器</w:t>
@@ -4287,6 +4628,9 @@
         <w:tabs>
           <w:tab w:val="left" w:pos="6375"/>
         </w:tabs>
+        <w:rPr>
+          <w:rFonts w:hint="eastAsia"/>
+        </w:rPr>
       </w:pPr>
       <w:r>
         <w:t xml:space="preserve">    </w:t>
@@ -4307,6 +4651,9 @@
         <w:tabs>
           <w:tab w:val="left" w:pos="6375"/>
         </w:tabs>
+        <w:rPr>
+          <w:rFonts w:hint="eastAsia"/>
+        </w:rPr>
       </w:pPr>
       <w:r>
         <w:t xml:space="preserve">    </w:t>
@@ -4317,6 +4664,9 @@
         <w:tabs>
           <w:tab w:val="left" w:pos="6375"/>
         </w:tabs>
+        <w:rPr>
+          <w:rFonts w:hint="eastAsia"/>
+        </w:rPr>
       </w:pPr>
       <w:r>
         <w:t>    # 第二阶段：正式采样</w:t>
@@ -4327,6 +4677,9 @@
         <w:tabs>
           <w:tab w:val="left" w:pos="6375"/>
         </w:tabs>
+        <w:rPr>
+          <w:rFonts w:hint="eastAsia"/>
+        </w:rPr>
       </w:pPr>
       <w:r>
         <w:t xml:space="preserve">    </w:t>
@@ -4353,6 +4706,9 @@
         <w:tabs>
           <w:tab w:val="left" w:pos="6375"/>
         </w:tabs>
+        <w:rPr>
+          <w:rFonts w:hint="eastAsia"/>
+        </w:rPr>
       </w:pPr>
       <w:r>
         <w:t xml:space="preserve">    state = </w:t>
@@ -4379,13 +4735,19 @@
         <w:tabs>
           <w:tab w:val="left" w:pos="6375"/>
         </w:tabs>
-      </w:pPr>
-    </w:p>
-    <w:p>
-      <w:pPr>
-        <w:tabs>
-          <w:tab w:val="left" w:pos="6375"/>
-        </w:tabs>
+        <w:rPr>
+          <w:rFonts w:hint="eastAsia"/>
+        </w:rPr>
+      </w:pPr>
+    </w:p>
+    <w:p>
+      <w:pPr>
+        <w:tabs>
+          <w:tab w:val="left" w:pos="6375"/>
+        </w:tabs>
+        <w:rPr>
+          <w:rFonts w:hint="eastAsia"/>
+        </w:rPr>
       </w:pPr>
     </w:p>
     <w:p>
@@ -4441,9 +4803,6 @@
         <w:tabs>
           <w:tab w:val="left" w:pos="6375"/>
         </w:tabs>
-        <w:rPr>
-          <w:rFonts w:hint="eastAsia"/>
-        </w:rPr>
       </w:pPr>
       <w:r>
         <w:rPr>
@@ -4451,6 +4810,1003 @@
         </w:rPr>
         <w:t>2σ Error Bar: 1.5754327577762725e-05</w:t>
       </w:r>
+    </w:p>
+    <w:p>
+      <w:pPr>
+        <w:tabs>
+          <w:tab w:val="left" w:pos="6375"/>
+        </w:tabs>
+      </w:pPr>
+      <w:r>
+        <w:rPr>
+          <w:rFonts w:hint="eastAsia"/>
+        </w:rPr>
+        <w:lastRenderedPageBreak/>
+        <w:t>Mesh:</w:t>
+      </w:r>
+      <w:r>
+        <w:br/>
+      </w:r>
+      <w:r>
+        <w:t xml:space="preserve">    </w:t>
+      </w:r>
+    </w:p>
+    <w:p>
+      <w:pPr>
+        <w:tabs>
+          <w:tab w:val="left" w:pos="6375"/>
+        </w:tabs>
+      </w:pPr>
+      <w:proofErr w:type="spellStart"/>
+      <w:r>
+        <w:t>r_min</w:t>
+      </w:r>
+      <w:proofErr w:type="spellEnd"/>
+      <w:r>
+        <w:t xml:space="preserve"> = 1e-6  # 避免除零</w:t>
+      </w:r>
+    </w:p>
+    <w:p>
+      <w:pPr>
+        <w:tabs>
+          <w:tab w:val="left" w:pos="6375"/>
+        </w:tabs>
+      </w:pPr>
+      <w:proofErr w:type="spellStart"/>
+      <w:r>
+        <w:t>r_max</w:t>
+      </w:r>
+      <w:proofErr w:type="spellEnd"/>
+      <w:r>
+        <w:t xml:space="preserve"> = 60.0  # 根据需要调整</w:t>
+      </w:r>
+    </w:p>
+    <w:p>
+      <w:pPr>
+        <w:tabs>
+          <w:tab w:val="left" w:pos="6375"/>
+        </w:tabs>
+      </w:pPr>
+      <w:r>
+        <w:t xml:space="preserve">    </w:t>
+      </w:r>
+    </w:p>
+    <w:p>
+      <w:pPr>
+        <w:tabs>
+          <w:tab w:val="left" w:pos="6375"/>
+        </w:tabs>
+      </w:pPr>
+      <w:r>
+        <w:t># 重新定义r网格，避开0点</w:t>
+      </w:r>
+    </w:p>
+    <w:p>
+      <w:pPr>
+        <w:tabs>
+          <w:tab w:val="left" w:pos="6375"/>
+        </w:tabs>
+      </w:pPr>
+      <w:r>
+        <w:t>N = 8000  # 增加网格点数以提高精度</w:t>
+      </w:r>
+    </w:p>
+    <w:p>
+      <w:pPr>
+        <w:tabs>
+          <w:tab w:val="left" w:pos="6375"/>
+        </w:tabs>
+      </w:pPr>
+      <w:r>
+        <w:t xml:space="preserve">r = </w:t>
+      </w:r>
+      <w:proofErr w:type="spellStart"/>
+      <w:proofErr w:type="gramStart"/>
+      <w:r>
+        <w:t>np.linspace</w:t>
+      </w:r>
+      <w:proofErr w:type="spellEnd"/>
+      <w:proofErr w:type="gramEnd"/>
+      <w:r>
+        <w:t>(</w:t>
+      </w:r>
+      <w:proofErr w:type="spellStart"/>
+      <w:r>
+        <w:t>r_min</w:t>
+      </w:r>
+      <w:proofErr w:type="spellEnd"/>
+      <w:r>
+        <w:t xml:space="preserve">, </w:t>
+      </w:r>
+      <w:proofErr w:type="spellStart"/>
+      <w:r>
+        <w:t>r_max</w:t>
+      </w:r>
+      <w:proofErr w:type="spellEnd"/>
+      <w:r>
+        <w:t>, N)</w:t>
+      </w:r>
+    </w:p>
+    <w:p>
+      <w:pPr>
+        <w:tabs>
+          <w:tab w:val="left" w:pos="6375"/>
+        </w:tabs>
+      </w:pPr>
+      <w:r>
+        <w:t xml:space="preserve">h = </w:t>
+      </w:r>
+      <w:proofErr w:type="gramStart"/>
+      <w:r>
+        <w:t>r[</w:t>
+      </w:r>
+      <w:proofErr w:type="gramEnd"/>
+      <w:r>
+        <w:t xml:space="preserve">1] - </w:t>
+      </w:r>
+      <w:proofErr w:type="gramStart"/>
+      <w:r>
+        <w:t>r[</w:t>
+      </w:r>
+      <w:proofErr w:type="gramEnd"/>
+      <w:r>
+        <w:t>0]</w:t>
+      </w:r>
+    </w:p>
+    <w:p>
+      <w:pPr>
+        <w:tabs>
+          <w:tab w:val="left" w:pos="6375"/>
+        </w:tabs>
+        <w:rPr>
+          <w:rFonts w:hint="eastAsia"/>
+        </w:rPr>
+      </w:pPr>
+    </w:p>
+    <w:p>
+      <w:pPr>
+        <w:tabs>
+          <w:tab w:val="left" w:pos="6375"/>
+        </w:tabs>
+      </w:pPr>
+    </w:p>
+    <w:p>
+      <w:pPr>
+        <w:tabs>
+          <w:tab w:val="left" w:pos="6375"/>
+        </w:tabs>
+        <w:rPr>
+          <w:rFonts w:hint="eastAsia"/>
+        </w:rPr>
+      </w:pPr>
+      <w:r>
+        <w:rPr>
+          <w:rFonts w:hint="eastAsia"/>
+        </w:rPr>
+        <w:t>对288Fl和290Lv</w:t>
+      </w:r>
+      <w:r>
+        <w:rPr>
+          <w:rFonts w:hint="eastAsia"/>
+        </w:rPr>
+        <w:t>均采用如下参数（以及各自的实验值）</w:t>
+      </w:r>
+    </w:p>
+    <w:p>
+      <w:pPr>
+        <w:tabs>
+          <w:tab w:val="left" w:pos="6375"/>
+        </w:tabs>
+      </w:pPr>
+    </w:p>
+    <w:p>
+      <w:pPr>
+        <w:tabs>
+          <w:tab w:val="left" w:pos="6375"/>
+        </w:tabs>
+      </w:pPr>
+      <w:r>
+        <w:t xml:space="preserve">def </w:t>
+      </w:r>
+      <w:proofErr w:type="spellStart"/>
+      <w:r>
+        <w:t>log_prior</w:t>
+      </w:r>
+      <w:proofErr w:type="spellEnd"/>
+      <w:r>
+        <w:t>(a):</w:t>
+      </w:r>
+    </w:p>
+    <w:p>
+      <w:pPr>
+        <w:tabs>
+          <w:tab w:val="left" w:pos="6375"/>
+        </w:tabs>
+      </w:pPr>
+      <w:r>
+        <w:t xml:space="preserve">    </w:t>
+      </w:r>
+      <w:proofErr w:type="spellStart"/>
+      <w:proofErr w:type="gramStart"/>
+      <w:r>
+        <w:t>vv,aa</w:t>
+      </w:r>
+      <w:proofErr w:type="gramEnd"/>
+      <w:r>
+        <w:t>,</w:t>
+      </w:r>
+      <w:proofErr w:type="gramStart"/>
+      <w:r>
+        <w:t>rr,pp</w:t>
+      </w:r>
+      <w:proofErr w:type="spellEnd"/>
+      <w:proofErr w:type="gramEnd"/>
+      <w:r>
+        <w:t>=a</w:t>
+      </w:r>
+    </w:p>
+    <w:p>
+      <w:pPr>
+        <w:tabs>
+          <w:tab w:val="left" w:pos="6375"/>
+        </w:tabs>
+      </w:pPr>
+      <w:r>
+        <w:t>    R=1</w:t>
+      </w:r>
+    </w:p>
+    <w:p>
+      <w:pPr>
+        <w:tabs>
+          <w:tab w:val="left" w:pos="6375"/>
+        </w:tabs>
+      </w:pPr>
+      <w:r>
+        <w:t>    v0=162.</w:t>
+      </w:r>
+      <w:proofErr w:type="gramStart"/>
+      <w:r>
+        <w:t>3 ;</w:t>
+      </w:r>
+      <w:proofErr w:type="gramEnd"/>
+      <w:r>
+        <w:t xml:space="preserve"> a0=0.</w:t>
+      </w:r>
+      <w:proofErr w:type="gramStart"/>
+      <w:r>
+        <w:t>4 ;</w:t>
+      </w:r>
+      <w:proofErr w:type="gramEnd"/>
+      <w:r>
+        <w:t xml:space="preserve"> r0=8.0; l=</w:t>
+      </w:r>
+      <w:proofErr w:type="gramStart"/>
+      <w:r>
+        <w:t>0 ;</w:t>
+      </w:r>
+      <w:proofErr w:type="gramEnd"/>
+      <w:r>
+        <w:t xml:space="preserve"> P0=0.6</w:t>
+      </w:r>
+    </w:p>
+    <w:p>
+      <w:pPr>
+        <w:tabs>
+          <w:tab w:val="left" w:pos="6375"/>
+        </w:tabs>
+      </w:pPr>
+      <w:r>
+        <w:t xml:space="preserve">    </w:t>
+      </w:r>
+    </w:p>
+    <w:p>
+      <w:pPr>
+        <w:tabs>
+          <w:tab w:val="left" w:pos="6375"/>
+        </w:tabs>
+      </w:pPr>
+      <w:r>
+        <w:t xml:space="preserve">    </w:t>
+      </w:r>
+      <w:proofErr w:type="spellStart"/>
+      <w:r>
+        <w:t>sigma_v</w:t>
+      </w:r>
+      <w:proofErr w:type="spellEnd"/>
+      <w:r>
+        <w:t>=2.5*R</w:t>
+      </w:r>
+    </w:p>
+    <w:p>
+      <w:pPr>
+        <w:tabs>
+          <w:tab w:val="left" w:pos="6375"/>
+        </w:tabs>
+      </w:pPr>
+      <w:r>
+        <w:t xml:space="preserve">    </w:t>
+      </w:r>
+      <w:proofErr w:type="spellStart"/>
+      <w:r>
+        <w:t>sigma_a</w:t>
+      </w:r>
+      <w:proofErr w:type="spellEnd"/>
+      <w:r>
+        <w:t>=0.05*R</w:t>
+      </w:r>
+    </w:p>
+    <w:p>
+      <w:pPr>
+        <w:tabs>
+          <w:tab w:val="left" w:pos="6375"/>
+        </w:tabs>
+      </w:pPr>
+      <w:r>
+        <w:t xml:space="preserve">    </w:t>
+      </w:r>
+      <w:proofErr w:type="spellStart"/>
+      <w:r>
+        <w:t>sigma_r</w:t>
+      </w:r>
+      <w:proofErr w:type="spellEnd"/>
+      <w:r>
+        <w:t>=0.05*R</w:t>
+      </w:r>
+    </w:p>
+    <w:p>
+      <w:pPr>
+        <w:tabs>
+          <w:tab w:val="left" w:pos="6375"/>
+        </w:tabs>
+      </w:pPr>
+      <w:r>
+        <w:t xml:space="preserve">    </w:t>
+      </w:r>
+      <w:proofErr w:type="spellStart"/>
+      <w:r>
+        <w:t>sigma_P</w:t>
+      </w:r>
+      <w:proofErr w:type="spellEnd"/>
+      <w:r>
+        <w:t>=0.005*R</w:t>
+      </w:r>
+    </w:p>
+    <w:p>
+      <w:pPr>
+        <w:tabs>
+          <w:tab w:val="left" w:pos="6375"/>
+        </w:tabs>
+      </w:pPr>
+    </w:p>
+    <w:p>
+      <w:pPr>
+        <w:tabs>
+          <w:tab w:val="left" w:pos="6375"/>
+        </w:tabs>
+      </w:pPr>
+      <w:r>
+        <w:t xml:space="preserve">    </w:t>
+      </w:r>
+      <w:proofErr w:type="spellStart"/>
+      <w:r>
+        <w:t>prior_v</w:t>
+      </w:r>
+      <w:proofErr w:type="spellEnd"/>
+      <w:r>
+        <w:t>=-0.5*(vv-v</w:t>
+      </w:r>
+      <w:proofErr w:type="gramStart"/>
+      <w:r>
+        <w:t>0)*</w:t>
+      </w:r>
+      <w:proofErr w:type="gramEnd"/>
+      <w:r>
+        <w:t>*2/</w:t>
+      </w:r>
+      <w:proofErr w:type="spellStart"/>
+      <w:r>
+        <w:t>sigma_v</w:t>
+      </w:r>
+      <w:proofErr w:type="spellEnd"/>
+      <w:r>
+        <w:t>**2</w:t>
+      </w:r>
+    </w:p>
+    <w:p>
+      <w:pPr>
+        <w:tabs>
+          <w:tab w:val="left" w:pos="6375"/>
+        </w:tabs>
+      </w:pPr>
+      <w:r>
+        <w:t xml:space="preserve">    </w:t>
+      </w:r>
+      <w:proofErr w:type="spellStart"/>
+      <w:r>
+        <w:t>prior_a</w:t>
+      </w:r>
+      <w:proofErr w:type="spellEnd"/>
+      <w:r>
+        <w:t>=-0.5*(aa-a</w:t>
+      </w:r>
+      <w:proofErr w:type="gramStart"/>
+      <w:r>
+        <w:t>0)*</w:t>
+      </w:r>
+      <w:proofErr w:type="gramEnd"/>
+      <w:r>
+        <w:t>*2/</w:t>
+      </w:r>
+      <w:proofErr w:type="spellStart"/>
+      <w:r>
+        <w:t>sigma_a</w:t>
+      </w:r>
+      <w:proofErr w:type="spellEnd"/>
+      <w:r>
+        <w:t>**2</w:t>
+      </w:r>
+    </w:p>
+    <w:p>
+      <w:pPr>
+        <w:tabs>
+          <w:tab w:val="left" w:pos="6375"/>
+        </w:tabs>
+      </w:pPr>
+      <w:r>
+        <w:t xml:space="preserve">    </w:t>
+      </w:r>
+      <w:proofErr w:type="spellStart"/>
+      <w:r>
+        <w:t>prior_r</w:t>
+      </w:r>
+      <w:proofErr w:type="spellEnd"/>
+      <w:r>
+        <w:t>=-0.5*(rr-r</w:t>
+      </w:r>
+      <w:proofErr w:type="gramStart"/>
+      <w:r>
+        <w:t>0)*</w:t>
+      </w:r>
+      <w:proofErr w:type="gramEnd"/>
+      <w:r>
+        <w:t>*2/</w:t>
+      </w:r>
+      <w:proofErr w:type="spellStart"/>
+      <w:r>
+        <w:t>sigma_r</w:t>
+      </w:r>
+      <w:proofErr w:type="spellEnd"/>
+      <w:r>
+        <w:t>**2</w:t>
+      </w:r>
+    </w:p>
+    <w:p>
+      <w:pPr>
+        <w:tabs>
+          <w:tab w:val="left" w:pos="6375"/>
+        </w:tabs>
+      </w:pPr>
+      <w:r>
+        <w:t xml:space="preserve">    </w:t>
+      </w:r>
+      <w:proofErr w:type="spellStart"/>
+      <w:r>
+        <w:t>prior_P</w:t>
+      </w:r>
+      <w:proofErr w:type="spellEnd"/>
+      <w:r>
+        <w:t>=-0.5*(pp-P</w:t>
+      </w:r>
+      <w:proofErr w:type="gramStart"/>
+      <w:r>
+        <w:t>0)*</w:t>
+      </w:r>
+      <w:proofErr w:type="gramEnd"/>
+      <w:r>
+        <w:t>*2/</w:t>
+      </w:r>
+      <w:proofErr w:type="spellStart"/>
+      <w:r>
+        <w:t>sigma_P</w:t>
+      </w:r>
+      <w:proofErr w:type="spellEnd"/>
+      <w:r>
+        <w:t>**2</w:t>
+      </w:r>
+    </w:p>
+    <w:p>
+      <w:pPr>
+        <w:tabs>
+          <w:tab w:val="left" w:pos="6375"/>
+        </w:tabs>
+        <w:ind w:firstLine="375"/>
+      </w:pPr>
+      <w:r>
+        <w:t xml:space="preserve">return </w:t>
+      </w:r>
+      <w:proofErr w:type="spellStart"/>
+      <w:r>
+        <w:t>prior_v+prior_a+prior_r+prior_P</w:t>
+      </w:r>
+      <w:proofErr w:type="spellEnd"/>
+    </w:p>
+    <w:p>
+      <w:pPr>
+        <w:tabs>
+          <w:tab w:val="left" w:pos="6375"/>
+        </w:tabs>
+        <w:ind w:firstLine="375"/>
+        <w:rPr>
+          <w:rFonts w:hint="eastAsia"/>
+        </w:rPr>
+      </w:pPr>
+    </w:p>
+    <w:p>
+      <w:pPr>
+        <w:tabs>
+          <w:tab w:val="left" w:pos="6375"/>
+        </w:tabs>
+      </w:pPr>
+      <w:r>
+        <w:t xml:space="preserve">with </w:t>
+      </w:r>
+      <w:proofErr w:type="spellStart"/>
+      <w:proofErr w:type="gramStart"/>
+      <w:r>
+        <w:t>multiprocessing.Pool</w:t>
+      </w:r>
+      <w:proofErr w:type="spellEnd"/>
+      <w:proofErr w:type="gramEnd"/>
+      <w:r>
+        <w:t>() as pool:</w:t>
+      </w:r>
+    </w:p>
+    <w:p>
+      <w:pPr>
+        <w:tabs>
+          <w:tab w:val="left" w:pos="6375"/>
+        </w:tabs>
+      </w:pPr>
+      <w:r>
+        <w:t>    # 初始化采样器</w:t>
+      </w:r>
+    </w:p>
+    <w:p>
+      <w:pPr>
+        <w:tabs>
+          <w:tab w:val="left" w:pos="6375"/>
+        </w:tabs>
+      </w:pPr>
+      <w:r>
+        <w:t xml:space="preserve">    sampler = </w:t>
+      </w:r>
+      <w:proofErr w:type="spellStart"/>
+      <w:proofErr w:type="gramStart"/>
+      <w:r>
+        <w:t>emcee.EnsembleSampler</w:t>
+      </w:r>
+      <w:proofErr w:type="spellEnd"/>
+      <w:proofErr w:type="gramEnd"/>
+      <w:r>
+        <w:t>(</w:t>
+      </w:r>
+    </w:p>
+    <w:p>
+      <w:pPr>
+        <w:tabs>
+          <w:tab w:val="left" w:pos="6375"/>
+        </w:tabs>
+      </w:pPr>
+      <w:r>
+        <w:t xml:space="preserve">        </w:t>
+      </w:r>
+      <w:proofErr w:type="spellStart"/>
+      <w:r>
+        <w:t>nwalkers</w:t>
+      </w:r>
+      <w:proofErr w:type="spellEnd"/>
+      <w:r>
+        <w:t xml:space="preserve">, </w:t>
+      </w:r>
+    </w:p>
+    <w:p>
+      <w:pPr>
+        <w:tabs>
+          <w:tab w:val="left" w:pos="6375"/>
+        </w:tabs>
+      </w:pPr>
+      <w:r>
+        <w:t xml:space="preserve">        M, </w:t>
+      </w:r>
+    </w:p>
+    <w:p>
+      <w:pPr>
+        <w:tabs>
+          <w:tab w:val="left" w:pos="6375"/>
+        </w:tabs>
+      </w:pPr>
+      <w:r>
+        <w:t xml:space="preserve">        </w:t>
+      </w:r>
+      <w:proofErr w:type="spellStart"/>
+      <w:r>
+        <w:t>log_posterior</w:t>
+      </w:r>
+      <w:proofErr w:type="spellEnd"/>
+      <w:r>
+        <w:t xml:space="preserve">, </w:t>
+      </w:r>
+    </w:p>
+    <w:p>
+      <w:pPr>
+        <w:tabs>
+          <w:tab w:val="left" w:pos="6375"/>
+        </w:tabs>
+      </w:pPr>
+      <w:r>
+        <w:t xml:space="preserve">        </w:t>
+      </w:r>
+      <w:proofErr w:type="spellStart"/>
+      <w:r>
+        <w:t>args</w:t>
+      </w:r>
+      <w:proofErr w:type="spellEnd"/>
+      <w:proofErr w:type="gramStart"/>
+      <w:r>
+        <w:t>=[</w:t>
+      </w:r>
+      <w:proofErr w:type="gramEnd"/>
+      <w:r>
+        <w:t>y, sigma, m1, m2, z1, z2, l, Q],</w:t>
+      </w:r>
+    </w:p>
+    <w:p>
+      <w:pPr>
+        <w:tabs>
+          <w:tab w:val="left" w:pos="6375"/>
+        </w:tabs>
+      </w:pPr>
+      <w:r>
+        <w:t>        a=2.0,  # 步长参数</w:t>
+      </w:r>
+    </w:p>
+    <w:p>
+      <w:pPr>
+        <w:tabs>
+          <w:tab w:val="left" w:pos="6375"/>
+        </w:tabs>
+      </w:pPr>
+      <w:r>
+        <w:t>        pool=pool</w:t>
+      </w:r>
+    </w:p>
+    <w:p>
+      <w:pPr>
+        <w:tabs>
+          <w:tab w:val="left" w:pos="6375"/>
+        </w:tabs>
+      </w:pPr>
+      <w:r>
+        <w:t>    )</w:t>
+      </w:r>
+    </w:p>
+    <w:p>
+      <w:pPr>
+        <w:tabs>
+          <w:tab w:val="left" w:pos="6375"/>
+        </w:tabs>
+      </w:pPr>
+      <w:r>
+        <w:t xml:space="preserve">    </w:t>
+      </w:r>
+    </w:p>
+    <w:p>
+      <w:pPr>
+        <w:tabs>
+          <w:tab w:val="left" w:pos="6375"/>
+        </w:tabs>
+      </w:pPr>
+      <w:r>
+        <w:t>    # 第一阶段：Burn-in</w:t>
+      </w:r>
+    </w:p>
+    <w:p>
+      <w:pPr>
+        <w:tabs>
+          <w:tab w:val="left" w:pos="6375"/>
+        </w:tabs>
+      </w:pPr>
+      <w:r>
+        <w:t xml:space="preserve">    </w:t>
+      </w:r>
+      <w:proofErr w:type="gramStart"/>
+      <w:r>
+        <w:t>print(</w:t>
+      </w:r>
+      <w:proofErr w:type="gramEnd"/>
+      <w:r>
+        <w:t xml:space="preserve">"Running burn-in with strict </w:t>
+      </w:r>
+      <w:proofErr w:type="spellStart"/>
+      <w:r>
+        <w:t>NaN</w:t>
+      </w:r>
+      <w:proofErr w:type="spellEnd"/>
+      <w:r>
+        <w:t xml:space="preserve"> rejection...")</w:t>
+      </w:r>
+    </w:p>
+    <w:p>
+      <w:pPr>
+        <w:tabs>
+          <w:tab w:val="left" w:pos="6375"/>
+        </w:tabs>
+      </w:pPr>
+      <w:r>
+        <w:t xml:space="preserve">    state = </w:t>
+      </w:r>
+      <w:proofErr w:type="spellStart"/>
+      <w:r>
+        <w:t>run_mcmc_strict_nan_</w:t>
+      </w:r>
+      <w:proofErr w:type="gramStart"/>
+      <w:r>
+        <w:t>rejection</w:t>
+      </w:r>
+      <w:proofErr w:type="spellEnd"/>
+      <w:r>
+        <w:t>(</w:t>
+      </w:r>
+      <w:proofErr w:type="gramEnd"/>
+      <w:r>
+        <w:t>sampler, a, 100)</w:t>
+      </w:r>
+    </w:p>
+    <w:p>
+      <w:pPr>
+        <w:tabs>
+          <w:tab w:val="left" w:pos="6375"/>
+        </w:tabs>
+      </w:pPr>
+      <w:r>
+        <w:t xml:space="preserve">    </w:t>
+      </w:r>
+    </w:p>
+    <w:p>
+      <w:pPr>
+        <w:tabs>
+          <w:tab w:val="left" w:pos="6375"/>
+        </w:tabs>
+      </w:pPr>
+      <w:r>
+        <w:lastRenderedPageBreak/>
+        <w:t>    # 重置采样器</w:t>
+      </w:r>
+    </w:p>
+    <w:p>
+      <w:pPr>
+        <w:tabs>
+          <w:tab w:val="left" w:pos="6375"/>
+        </w:tabs>
+      </w:pPr>
+      <w:r>
+        <w:t xml:space="preserve">    </w:t>
+      </w:r>
+      <w:proofErr w:type="spellStart"/>
+      <w:proofErr w:type="gramStart"/>
+      <w:r>
+        <w:t>sampler.reset</w:t>
+      </w:r>
+      <w:proofErr w:type="spellEnd"/>
+      <w:proofErr w:type="gramEnd"/>
+      <w:r>
+        <w:t>()</w:t>
+      </w:r>
+    </w:p>
+    <w:p>
+      <w:pPr>
+        <w:tabs>
+          <w:tab w:val="left" w:pos="6375"/>
+        </w:tabs>
+      </w:pPr>
+      <w:r>
+        <w:t xml:space="preserve">    </w:t>
+      </w:r>
+    </w:p>
+    <w:p>
+      <w:pPr>
+        <w:tabs>
+          <w:tab w:val="left" w:pos="6375"/>
+        </w:tabs>
+      </w:pPr>
+      <w:r>
+        <w:t>    # 第二阶段：正式采样</w:t>
+      </w:r>
+    </w:p>
+    <w:p>
+      <w:pPr>
+        <w:tabs>
+          <w:tab w:val="left" w:pos="6375"/>
+        </w:tabs>
+      </w:pPr>
+      <w:r>
+        <w:t xml:space="preserve">    </w:t>
+      </w:r>
+      <w:proofErr w:type="gramStart"/>
+      <w:r>
+        <w:t>print(</w:t>
+      </w:r>
+      <w:proofErr w:type="gramEnd"/>
+      <w:r>
+        <w:t xml:space="preserve">"Running production with strict </w:t>
+      </w:r>
+      <w:proofErr w:type="spellStart"/>
+      <w:r>
+        <w:t>NaN</w:t>
+      </w:r>
+      <w:proofErr w:type="spellEnd"/>
+      <w:r>
+        <w:t xml:space="preserve"> rejection...")</w:t>
+      </w:r>
+    </w:p>
+    <w:p>
+      <w:pPr>
+        <w:tabs>
+          <w:tab w:val="left" w:pos="6375"/>
+        </w:tabs>
+      </w:pPr>
+      <w:r>
+        <w:t xml:space="preserve">    state = </w:t>
+      </w:r>
+      <w:proofErr w:type="spellStart"/>
+      <w:r>
+        <w:t>run_mcmc_strict_nan_</w:t>
+      </w:r>
+      <w:proofErr w:type="gramStart"/>
+      <w:r>
+        <w:t>rejection</w:t>
+      </w:r>
+      <w:proofErr w:type="spellEnd"/>
+      <w:r>
+        <w:t>(</w:t>
+      </w:r>
+      <w:proofErr w:type="gramEnd"/>
+      <w:r>
+        <w:t>sampler, state, 10000)</w:t>
+      </w:r>
+    </w:p>
+    <w:p>
+      <w:pPr>
+        <w:tabs>
+          <w:tab w:val="left" w:pos="6375"/>
+        </w:tabs>
+      </w:pPr>
+      <w:r>
+        <w:t xml:space="preserve">    </w:t>
+      </w:r>
+    </w:p>
+    <w:p>
+      <w:pPr>
+        <w:tabs>
+          <w:tab w:val="left" w:pos="6375"/>
+        </w:tabs>
+      </w:pPr>
+    </w:p>
+    <w:p>
+      <w:pPr>
+        <w:tabs>
+          <w:tab w:val="left" w:pos="6375"/>
+        </w:tabs>
+      </w:pPr>
+      <w:r>
+        <w:rPr>
+          <w:rFonts w:hint="eastAsia"/>
+        </w:rPr>
+        <w:t>其中290Lv</w:t>
+      </w:r>
+      <w:r>
+        <w:rPr>
+          <w:rFonts w:hint="eastAsia"/>
+        </w:rPr>
+        <w:t>:</w:t>
+      </w:r>
+      <w:r>
+        <w:br/>
+      </w:r>
+      <w:r>
+        <w:t>Sampling completed. Chain shape: (80000, 4)</w:t>
+      </w:r>
+    </w:p>
+    <w:p>
+      <w:pPr>
+        <w:tabs>
+          <w:tab w:val="left" w:pos="6375"/>
+        </w:tabs>
+      </w:pPr>
+      <w:r>
+        <w:t>Acceptance fraction: [0.0245 0.0348 0.0701 0.0038 0.0067 0.0046 0.0854 0.079 ]</w:t>
+      </w:r>
+    </w:p>
+    <w:p>
+      <w:pPr>
+        <w:tabs>
+          <w:tab w:val="left" w:pos="6375"/>
+        </w:tabs>
+      </w:pPr>
+      <w:r>
+        <w:t>float64</w:t>
+      </w:r>
+    </w:p>
+    <w:p>
+      <w:pPr>
+        <w:tabs>
+          <w:tab w:val="left" w:pos="6375"/>
+        </w:tabs>
+      </w:pPr>
+      <w:r>
+        <w:t>Mean Prediction: 0.009903161161709726</w:t>
+      </w:r>
+    </w:p>
+    <w:p>
+      <w:pPr>
+        <w:tabs>
+          <w:tab w:val="left" w:pos="6375"/>
+        </w:tabs>
+      </w:pPr>
+      <w:r>
+        <w:t>Median Prediction: 0.009035212150710294</w:t>
+      </w:r>
+    </w:p>
+    <w:p>
+      <w:pPr>
+        <w:tabs>
+          <w:tab w:val="left" w:pos="6375"/>
+        </w:tabs>
+      </w:pPr>
+      <w:r>
+        <w:t>1σ Error Bar: 0.010789895489713885</w:t>
+      </w:r>
+    </w:p>
+    <w:p>
+      <w:pPr>
+        <w:tabs>
+          <w:tab w:val="left" w:pos="6375"/>
+        </w:tabs>
+      </w:pPr>
+      <w:r>
+        <w:t>2σ Error Bar: 0.02157979097942777</w:t>
+      </w:r>
+    </w:p>
+    <w:p>
+      <w:pPr>
+        <w:tabs>
+          <w:tab w:val="left" w:pos="6375"/>
+        </w:tabs>
+      </w:pPr>
+    </w:p>
+    <w:p>
+      <w:pPr>
+        <w:tabs>
+          <w:tab w:val="left" w:pos="6375"/>
+        </w:tabs>
+      </w:pPr>
+    </w:p>
+    <w:p>
+      <w:pPr>
+        <w:tabs>
+          <w:tab w:val="left" w:pos="6375"/>
+        </w:tabs>
+      </w:pPr>
+    </w:p>
+    <w:p>
+      <w:pPr>
+        <w:tabs>
+          <w:tab w:val="left" w:pos="6375"/>
+        </w:tabs>
+        <w:rPr>
+          <w:rFonts w:hint="eastAsia"/>
+        </w:rPr>
+      </w:pPr>
     </w:p>
     <w:sectPr>
       <w:headerReference w:type="even" r:id="rId6"/>

--- a/data/dwba/data_dwba.docx
+++ b/data/dwba/data_dwba.docx
@@ -5724,8 +5724,13 @@
         </w:tabs>
       </w:pPr>
       <w:r>
-        <w:t>Acceptance fraction: [0.0245 0.0348 0.0701 0.0038 0.0067 0.0046 0.0854 0.079 ]</w:t>
-      </w:r>
+        <w:t>Acceptance fraction: [0.0245 0.0348 0.0701 0.0038 0.0067 0.0046 0.0854 0.</w:t>
+      </w:r>
+      <w:proofErr w:type="gramStart"/>
+      <w:r>
+        <w:t>079 ]</w:t>
+      </w:r>
+      <w:proofErr w:type="gramEnd"/>
     </w:p>
     <w:p>
       <w:pPr>
@@ -5796,6 +5801,96 @@
         <w:tabs>
           <w:tab w:val="left" w:pos="6375"/>
         </w:tabs>
+      </w:pPr>
+      <w:r>
+        <w:rPr>
+          <w:rFonts w:hint="eastAsia"/>
+        </w:rPr>
+        <w:t>288Fl:</w:t>
+      </w:r>
+      <w:r>
+        <w:br/>
+      </w:r>
+      <w:r>
+        <w:t>Sampling completed. Chain shape: (80000, 4)</w:t>
+      </w:r>
+    </w:p>
+    <w:p>
+      <w:pPr>
+        <w:tabs>
+          <w:tab w:val="left" w:pos="6375"/>
+        </w:tabs>
+      </w:pPr>
+      <w:r>
+        <w:t>Acceptance fraction: [</w:t>
+      </w:r>
+      <w:proofErr w:type="gramStart"/>
+      <w:r>
+        <w:t>0.111  0.1182</w:t>
+      </w:r>
+      <w:proofErr w:type="gramEnd"/>
+      <w:r>
+        <w:t xml:space="preserve"> 0.0492 0.0423 0.1086 0.0067 0.0022 0.0091]</w:t>
+      </w:r>
+    </w:p>
+    <w:p>
+      <w:pPr>
+        <w:tabs>
+          <w:tab w:val="left" w:pos="6375"/>
+        </w:tabs>
+      </w:pPr>
+      <w:r>
+        <w:t>float64</w:t>
+      </w:r>
+    </w:p>
+    <w:p>
+      <w:pPr>
+        <w:tabs>
+          <w:tab w:val="left" w:pos="6375"/>
+        </w:tabs>
+      </w:pPr>
+      <w:r>
+        <w:t>Mean Prediction: 0.6860690446496402</w:t>
+      </w:r>
+    </w:p>
+    <w:p>
+      <w:pPr>
+        <w:tabs>
+          <w:tab w:val="left" w:pos="6375"/>
+        </w:tabs>
+      </w:pPr>
+      <w:r>
+        <w:t>Median Prediction: 0.6566162275402109</w:t>
+      </w:r>
+    </w:p>
+    <w:p>
+      <w:pPr>
+        <w:tabs>
+          <w:tab w:val="left" w:pos="6375"/>
+        </w:tabs>
+      </w:pPr>
+      <w:r>
+        <w:t>1σ Error Bar: 0.42542989206284415</w:t>
+      </w:r>
+    </w:p>
+    <w:p>
+      <w:pPr>
+        <w:tabs>
+          <w:tab w:val="left" w:pos="6375"/>
+        </w:tabs>
+      </w:pPr>
+      <w:r>
+        <w:t>2σ Error Bar: 0.8508597841256883</w:t>
+      </w:r>
+    </w:p>
+    <w:p>
+      <w:pPr>
+        <w:tabs>
+          <w:tab w:val="left" w:pos="6375"/>
+        </w:tabs>
+        <w:rPr>
+          <w:rFonts w:hint="eastAsia"/>
+        </w:rPr>
       </w:pPr>
     </w:p>
     <w:p>
